--- a/javoblar/038.docx
+++ b/javoblar/038.docx
@@ -167,7 +167,7 @@
         <w:jc w:val="both"/>
       </w:pPr>
       <w:r>
-        <w:t xml:space="preserve">Bakteriologik nazorat samaradorlikning eng ishonchli ko'rsatkichidir. SanQvaN 0090-25 ga ko'ra, profilaktik dezinfeksiyadan so'ng yuzalardan bakteriologik usulda surtma olinishi va laboratoriya tekshiruvi o'tkazilishi belgilangan [1]. Nazorat natijasi musbat bo'lsa, ya'ni ishlov berilgandan keyin ham qo'zg'atuvchi topilsa, dezinfeksiya samarasiz hisoblanadi, sabablari tahlil qilinadi va tadbir qayta o'tkaziladi. Samaradorlik ko'rsatkichi sifatida musbat natijalarning umumiy olingan namunalarga nisbati hisoblanadi; bu ko'rsatkich dezinfeksiya sifatini tizimli baholash imkonini beradi. Muntazam bakteriologik nazorat dezinfeksiya xizmatining ishonchliligini oshiradi va qoidabuzarliklarni erta aniqlaydi.</w:t>
+        <w:t xml:space="preserve">Bakteriologik nazorat samaradorlikning eng ishonchli ko'rsatkichidir. SanQvaN 0090-25 ga ko'ra, profilaktik dezinfeksiyadan so'ng yuzalardan bakteriologik usulda surtma olinishi va laboratoriya tekshiruvi o'tkazilishi belgilangan [1]. Nazorat natijasi musbat bo'lsa, ya'ni ishlov berilgandan keyin ham qo'zg'atuvchi topilsa, dezinfeksiya samarasiz hisoblanadi, sabablari tahlil qilinadi va tadbir qayta o'tkaziladi. Samaradorlik ko'rsatkichi sifatida musbat natijalarning umumiy olingan namunalarga nisbati hisoblanadi; bu ko'rsatkich dezinfeksiya sifatini tizimli baholash imkonini beradi. Muntazam bakteriologik nazorat dezinfeksiya xizmatining ishonchliligini oshiradi va qoidabuzarliklarni erta aniqlab, ularni o'z vaqtida bartaraf etish imkonini beradi.</w:t>
       </w:r>
     </w:p>
     <w:p>

--- a/javoblar/038.docx
+++ b/javoblar/038.docx
@@ -8,7 +8,7 @@
         <w:spacing w:after="200"/>
       </w:pPr>
       <w:r>
-        <w:t xml:space="preserve">38. Dezinfeksiyaning turlari, ahamiyati, va samaradorligini aniqlash talablari</w:t>
+        <w:t xml:space="preserve">38. Aktiv va passiv immunizatsiya, kasallikning oldini olishda va tarqalishini oldini olishda ahamiyati</w:t>
       </w:r>
     </w:p>
     <w:p>
@@ -17,7 +17,7 @@
         <w:jc w:val="both"/>
       </w:pPr>
       <w:r>
-        <w:t xml:space="preserve">Dezinfeksiya — tashqi muhit obyektlarida yuqumli va parazitar kasallik qo'zg'atuvchilarini yo'q qilishga qaratilgan tadbirlar majmui bo'lib, u epidemik jarayonning ikkinchi bo'g'iniga — yuqish mexanizmiga ta'sir qiladi. O'zbekiston Respublikasida dezinfeksiya O'zR SanQvaN 0090-25 bilan tartibga solinadi [1]. Dezinfeksiyaning samaradorligini aniqlash uning ajralmas qismi hisoblanadi, chunki nazoratsiz o'tkazilgan dezinfeksiya soxta xavfsizlik tuyg'usini keltirib chiqaradi. Shu bois dezinfeksiya turlari, ahamiyati va samaradorlik nazorati birgalikda ko'rib chiqiladi [1][2]. Dezinfeksiya sterilizatsiyadan farq qiladi: u asosan vegetativ patogen shakllarni yo'qotadi, sterilizatsiya esa barcha mikroorganizmlarni, jumladan sporalarni ham to'liq yo'q qiladi.</w:t>
+        <w:t xml:space="preserve">Immunizatsiya — organizmda yuqumli kasallik qo'zg'atuvchisiga qarshi sun'iy immunitet hosil qilishga qaratilgan tadbirdir. U epidemik jarayonning uchinchi bo'g'iniga — qabul qiluvchan organizmga ta'sir qilib, kasallanishning oldini oladi va qo'zg'atuvchining tarqalishini cheklaydi. Hosil qilish mexanizmiga ko'ra immunizatsiya aktiv va passiv turlarga bo'linadi. Ularning ikkalasi ham immunprofilaktikaning muhim vositalari bo'lib, turli epidemiologik vaziyatlarda — rejali profilaktikada va shoshilinch choralarda — qo'llaniladi [1][2]. Immunizatsiya, shuningdek, kelib chiqishiga ko'ra tabiiy va sun'iy turlarga bo'linadi, biroq amaliy epidemiologiyada aynan sun'iy aktiv (emlash) va sun'iy passiv (zardob, immunoglobulin) immunizatsiya markaziy o'rin tutadi.</w:t>
       </w:r>
     </w:p>
     <w:p>
@@ -26,7 +26,7 @@
         <w:spacing w:after="80" w:before="160"/>
       </w:pPr>
       <w:r>
-        <w:t xml:space="preserve">Dezinfeksiya turlari</w:t>
+        <w:t xml:space="preserve">Aktiv immunizatsiya</w:t>
       </w:r>
     </w:p>
     <w:p>
@@ -35,7 +35,7 @@
         <w:jc w:val="both"/>
       </w:pPr>
       <w:r>
-        <w:t xml:space="preserve">Maqsadiga ko'ra dezinfeksiya quyidagi turlarga bo'linadi [1]:</w:t>
+        <w:t xml:space="preserve">Aktiv immunizatsiya — organizmga antigen (vaksina yoki anatoksin) yuborish orqali uning o'z immun javobini uyg'otishdir. Bunda organizm o'zi antitelolar va immunologik xotira hujayralarini ishlab chiqaradi. Aktiv immunizatsiyaning asosiy xususiyatlari:</w:t>
       </w:r>
     </w:p>
     <w:p>
@@ -43,12 +43,12 @@
         <w:pStyle w:val="ListParagraph"/>
         <w:numPr>
           <w:ilvl w:val="0"/>
-          <w:numId w:val="2"/>
+          <w:numId w:val="101"/>
         </w:numPr>
         <w:spacing w:after="40"/>
       </w:pPr>
       <w:r>
-        <w:t xml:space="preserve">profilaktik dezinfeksiya — epidemiya holatidan qat'iy nazar, yuqumli va parazitar kasalliklarning oldini olish uchun doimiy ravishda o'tkaziladi;</w:t>
+        <w:t xml:space="preserve">immunitet kechroq — odatda 1–3 hafta ichida shakllanadi;</w:t>
       </w:r>
     </w:p>
     <w:p>
@@ -56,12 +56,12 @@
         <w:pStyle w:val="ListParagraph"/>
         <w:numPr>
           <w:ilvl w:val="0"/>
-          <w:numId w:val="2"/>
+          <w:numId w:val="101"/>
         </w:numPr>
         <w:spacing w:after="40"/>
       </w:pPr>
       <w:r>
-        <w:t xml:space="preserve">joriy dezinfeksiya — bemor (infeksiya manbai) o'choqda mavjud bo'lgan va qo'zg'atuvchi ajralib turgan davrda muntazam o'tkaziladi;</w:t>
+        <w:t xml:space="preserve">immunitet uzoq muddatli (yillar yoki umrbod) bo'ladi;</w:t>
       </w:r>
     </w:p>
     <w:p>
@@ -69,57 +69,12 @@
         <w:pStyle w:val="ListParagraph"/>
         <w:numPr>
           <w:ilvl w:val="0"/>
-          <w:numId w:val="2"/>
+          <w:numId w:val="101"/>
         </w:numPr>
         <w:spacing w:after="40"/>
       </w:pPr>
       <w:r>
-        <w:t xml:space="preserve">yakuniy (o'choqli) dezinfeksiya — infeksiya manbai o'choqdan bartaraf etilgach, qolgan patogenlarni to'liq yo'q qilish uchun bir marta o'tkaziladi.</w:t>
-      </w:r>
-    </w:p>
-    <w:p>
-      <w:pPr>
-        <w:spacing w:after="120"/>
-        <w:jc w:val="both"/>
-      </w:pPr>
-      <w:r>
-        <w:t xml:space="preserve">O'tkazish usuliga ko'ra dezinfeksiya mexanik (yuvish, shamollatish), fizik (qaynatish, bug', quruq issiq havo, ultrabinafsha nurlanish), kimyoviy (dezinfeksiyalovchi eritmalar) va biologik usullarga bo'linadi [2]. Profilaktik dezinfeksiya jamoat joylari, tibbiyot muassasalari, suv ta'minoti va umumiy ovqatlanish obyektlarida rejali o'tkazilsa, joriy va yakuniy dezinfeksiya infeksiya o'chog'ida amalga oshiriladi. SanQvaN 0090-25 ga ko'ra, profilaktik dezinfeksiya obyektlarda oyda bir marta o'tkaziladi, epidemik kasalliklar mavsumida esa uning davriyligi oshiriladi [1]. Bu turlarning har biri aniq epidemiologik vaziyatga mos ravishda qo'llaniladi.</w:t>
-      </w:r>
-    </w:p>
-    <w:p>
-      <w:pPr>
-        <w:pStyle w:val="Heading2"/>
-        <w:spacing w:after="80" w:before="160"/>
-      </w:pPr>
-      <w:r>
-        <w:t xml:space="preserve">Dezinfeksiyaning ahamiyati</w:t>
-      </w:r>
-    </w:p>
-    <w:p>
-      <w:pPr>
-        <w:spacing w:after="120"/>
-        <w:jc w:val="both"/>
-      </w:pPr>
-      <w:r>
-        <w:t xml:space="preserve">Dezinfeksiyaning ahamiyati, ayniqsa tashqi muhit orqali yuqadigan infeksiyalarda yuqori. Fekal-oral mexanizmli ichak infeksiyalarida (ich terlama, dizenteriya, vabo, virusli gepatit A) dezinfeksiya qo'zg'atuvchining suv, oziq-ovqat va maishiy omillar orqali yuqishiga to'sqinlik qiladi. Tibbiy muassasalarda dezinfeksiya shifoxona ichi infeksiyalarining, jumladan qon orqali yuqadigan infeksiyalarning oldini oladi. Dezinfeksiya epidemik o'choqni lokalizatsiya qilish va bartaraf etishning muhim vositasi bo'lib, bemorni ajratish va muloqotdagilarni kuzatish kabi boshqa tadbirlar bilan birgalikda qo'llaniladi [1][2]. Uning ahamiyati kasallik turiga qarab turlicha: tashqi muhitda chidamli qo'zg'atuvchilar (ich terlama, virusli gepatit, sil, kuydirgi) keltirgan o'choqlarda hal qiluvchi, havo-tomchi orqali tez yuqadigan va tashqi muhitda tez nobud bo'ladigan qo'zg'atuvchilarda (gripp, qizamiq) esa cheklangandir. Shu bois dezinfeksiya hajmi va zarurati har bir kasallik uchun alohida belgilanadi; ba'zi hollarda shamollatish va nam tozalash yetarli bo'lsa, boshqalarida to'liq kamerali dezinfeksiya talab etiladi.</w:t>
-      </w:r>
-    </w:p>
-    <w:p>
-      <w:pPr>
-        <w:pStyle w:val="Heading2"/>
-        <w:spacing w:after="80" w:before="160"/>
-      </w:pPr>
-      <w:r>
-        <w:t xml:space="preserve">Samaradorlikni aniqlash usullari</w:t>
-      </w:r>
-    </w:p>
-    <w:p>
-      <w:pPr>
-        <w:spacing w:after="120"/>
-        <w:jc w:val="both"/>
-      </w:pPr>
-      <w:r>
-        <w:t xml:space="preserve">Dezinfeksiya samaradorligi uch xil nazorat orqali aniqlanadi [1][2]:</w:t>
+        <w:t xml:space="preserve">immunologik xotira qoladi, takroriy ta'sirda tez va kuchli javob beriladi;</w:t>
       </w:r>
     </w:p>
     <w:p>
@@ -127,12 +82,39 @@
         <w:pStyle w:val="ListParagraph"/>
         <w:numPr>
           <w:ilvl w:val="0"/>
-          <w:numId w:val="2"/>
+          <w:numId w:val="101"/>
         </w:numPr>
         <w:spacing w:after="40"/>
       </w:pPr>
       <w:r>
-        <w:t xml:space="preserve">vizual nazorat — obyekt tozaligi va tartibini bevosita ko'zdan kechirish;</w:t>
+        <w:t xml:space="preserve">takroriy dozalar (revaksinatsiya) immunitetni mustahkamlaydi.</w:t>
+      </w:r>
+    </w:p>
+    <w:p>
+      <w:pPr>
+        <w:spacing w:after="120"/>
+        <w:jc w:val="both"/>
+      </w:pPr>
+      <w:r>
+        <w:t xml:space="preserve">Aktiv immunizatsiya rejali emlash (milliy emlash kalendari) orqali amalga oshiriladi va boshqariladigan kasalliklarga qarshi uzoq muddatli himoya hamda jamoaviy immunitet yaratishning asosiy vositasidir [1][2]. Aktiv immunizatsiya uchun turli vaksinalar — tirik attenuatlangan, inaktivlangan, anatoksinli, subyunit va zamonaviy (vektorli, mRNK) — qo'llaniladi. Immunitetning napryajyonnosti va davomiyligi vaksina turiga bog'liq: tirik vaksinalar kuchli va uzoq immunitet beradi, inaktivlangan va anatoksinli vaksinalar esa ko'pincha takroriy dozalar va davriy revaksinatsiyani talab qiladi. Shu bois milliy emlash kalendari har bir vaksina uchun aniq dozalar soni va oraliqlarini belgilaydi [1].</w:t>
+      </w:r>
+    </w:p>
+    <w:p>
+      <w:pPr>
+        <w:pStyle w:val="Heading2"/>
+        <w:spacing w:after="80" w:before="160"/>
+      </w:pPr>
+      <w:r>
+        <w:t xml:space="preserve">Passiv immunizatsiya</w:t>
+      </w:r>
+    </w:p>
+    <w:p>
+      <w:pPr>
+        <w:spacing w:after="120"/>
+        <w:jc w:val="both"/>
+      </w:pPr>
+      <w:r>
+        <w:t xml:space="preserve">Passiv immunizatsiya — organizmga tayyor antitelolarni (immun zardob yoki immunoglobulin) kiritishdir. Bunda organizm o'zi antitelo ishlab chiqarmaydi, balki tashqaridan olinganlardan foydalanadi. Passiv immunizatsiyaning xususiyatlari:</w:t>
       </w:r>
     </w:p>
     <w:p>
@@ -140,12 +122,12 @@
         <w:pStyle w:val="ListParagraph"/>
         <w:numPr>
           <w:ilvl w:val="0"/>
-          <w:numId w:val="2"/>
+          <w:numId w:val="102"/>
         </w:numPr>
         <w:spacing w:after="40"/>
       </w:pPr>
       <w:r>
-        <w:t xml:space="preserve">kimyoviy nazorat — dezinfeksiyalovchi eritmaning faol modda konsentratsiyasini tekshirish, chunki kuchsizlangan eritma samarasiz bo'ladi;</w:t>
+        <w:t xml:space="preserve">immunitet darhol, kiritilgan zahoti ta'sir qiladi;</w:t>
       </w:r>
     </w:p>
     <w:p>
@@ -153,12 +135,38 @@
         <w:pStyle w:val="ListParagraph"/>
         <w:numPr>
           <w:ilvl w:val="0"/>
-          <w:numId w:val="2"/>
+          <w:numId w:val="102"/>
         </w:numPr>
         <w:spacing w:after="40"/>
       </w:pPr>
       <w:r>
-        <w:t xml:space="preserve">bakteriologik nazorat — ishlov berilgan yuzalardan surtma (smyv) olib, qo'zg'atuvchi yoki sanitariya-ko'rsatkich mikroorganizmlar (masalan, ichak tayoqchasi) qolgan-qolmaganligini laboratoriyada aniqlash.</w:t>
+        <w:t xml:space="preserve">immunitet qisqa muddatli — bir necha hafta yoki oy davom etadi;</w:t>
+      </w:r>
+    </w:p>
+    <w:p>
+      <w:pPr>
+        <w:pStyle w:val="ListParagraph"/>
+        <w:numPr>
+          <w:ilvl w:val="0"/>
+          <w:numId w:val="102"/>
+        </w:numPr>
+        <w:spacing w:after="40"/>
+      </w:pPr>
+      <w:r>
+        <w:t xml:space="preserve">immunologik xotira qolmaydi;</w:t>
+      </w:r>
+    </w:p>
+    <w:p>
+      <w:pPr>
+        <w:pStyle w:val="ListParagraph"/>
+        <w:numPr>
+          <w:ilvl w:val="0"/>
+          <w:numId w:val="102"/>
+        </w:numPr>
+        <w:spacing w:after="40"/>
+      </w:pPr>
+      <w:r>
+        <w:t xml:space="preserve">asosan shoshilinch profilaktika va davolash maqsadida qo'llaniladi.</w:t>
       </w:r>
     </w:p>
     <w:p>
@@ -167,7 +175,7 @@
         <w:jc w:val="both"/>
       </w:pPr>
       <w:r>
-        <w:t xml:space="preserve">Bakteriologik nazorat samaradorlikning eng ishonchli ko'rsatkichidir. SanQvaN 0090-25 ga ko'ra, profilaktik dezinfeksiyadan so'ng yuzalardan bakteriologik usulda surtma olinishi va laboratoriya tekshiruvi o'tkazilishi belgilangan [1]. Nazorat natijasi musbat bo'lsa, ya'ni ishlov berilgandan keyin ham qo'zg'atuvchi topilsa, dezinfeksiya samarasiz hisoblanadi, sabablari tahlil qilinadi va tadbir qayta o'tkaziladi. Samaradorlik ko'rsatkichi sifatida musbat natijalarning umumiy olingan namunalarga nisbati hisoblanadi; bu ko'rsatkich dezinfeksiya sifatini tizimli baholash imkonini beradi. Muntazam bakteriologik nazorat dezinfeksiya xizmatining ishonchliligini oshiradi va qoidabuzarliklarni erta aniqlab, ularni o'z vaqtida bartaraf etish imkonini beradi.</w:t>
+        <w:t xml:space="preserve">Passiv immunizatsiya quturish, qoqshol, difteriya kabi hollarda, ya'ni odam xavfli qo'zg'atuvchi bilan kontaktda bo'lgan va tez himoya zarur bo'lganda qo'llaniladi [2]. Tabiiy passiv immunitet ham mavjud — onadan bolaga platsenta orqali IgG va ona suti orqali IgA antitelolarining o'tishi; bu chaqaloqni hayotining dastlabki oylarida himoya qiladi. Sun'iy passiv immunizatsiyada esa maxsus immunoglobulin yoki giperimmun zardob ishlatiladi. Passiv immunitetning qisqa muddatliligi uning yetishmovchiligi emas, balki shoshilinch himoya vazifasiga mos keladi; uzoq muddatli himoya zarur bo'lsa, u aktiv immunizatsiya bilan to'ldiriladi [2].</w:t>
       </w:r>
     </w:p>
     <w:p>
@@ -176,7 +184,7 @@
         <w:spacing w:after="80" w:before="160"/>
       </w:pPr>
       <w:r>
-        <w:t xml:space="preserve">Samaradorlikka ta'sir qiluvchi omillar</w:t>
+        <w:t xml:space="preserve">Aktiv va passiv immunizatsiyaning farqlari</w:t>
       </w:r>
     </w:p>
     <w:p>
@@ -185,7 +193,7 @@
         <w:jc w:val="both"/>
       </w:pPr>
       <w:r>
-        <w:t xml:space="preserve">Dezinfeksiya samaradorligiga bir qator omillar ta'sir qiladi: qo'zg'atuvchining turi va chidamliligi, obyekt yuzasidagi organik qoldiqlar (qon, oqsil dezinfeksiyalovchi moddani neytrallaydi), eritmaning to'g'ri konsentratsiyasi va yangiligi, ishlov berish vaqti (ekspozitsiya) hamda harorat. Shuning uchun dezinfeksiyadan oldin obyektni mexanik tozalash ko'pincha zarur bosqich hisoblanadi, chunki iflos yuzada dezinfeksiya to'liq samara bermaydi [2]. Noto'g'ri tanlangan vosita yoki yetarli bo'lmagan ekspozitsiya dezinfeksiyani samarasiz qiladi, shu bois rejimga qat'iy rioya qilish shart [1]. Qo'zg'atuvchining chidamliligi ham muhim: vegetativ bakteriyalar nisbatan oson, viruslar turlicha, sporali shakllar (kuydirgi, qoqshol) esa eng qiyin yo'q qilinadi va ularga nisbatan eng kuchli rejimlar qo'llaniladi. Shu sababli dezinfeksiya rejimi har bir aniq kasallik va qo'zg'atuvchining biologik xususiyatlariga moslab tanlanadi [2].</w:t>
+        <w:t xml:space="preserve">Aktiv va passiv immunizatsiya o'rtasidagi asosiy farq — himoyaning tezligi va davomiyligidadir. Aktiv immunizatsiya kech shakllanadi, lekin uzoq va xotirali; passiv immunizatsiya esa tez ta'sir qiladi, lekin qisqa muddatli va xotirasiz. Shu bois ularning qo'llanish sohalari ham turlicha: aktiv immunizatsiya rejali, uzoq muddatli profilaktika uchun, passiv immunizatsiya esa shoshilinch, tezkor himoya uchun ishlatiladi. Ba'zan ular birgalikda qo'llaniladi — masalan, quturishga qarshi profilaktikada bemorga ham vaksina (aktiv), ham immunoglobulin (passiv) beriladi; bu passiv immunitetning tezligini aktiv immunitetning uzoqligi bilan birlashtiradi [2]. Immunizatsiya turini noto'g'ri tanlash xavfli bo'lishi mumkin: masalan, xavfli kontaktdan keyin faqat vaksinaga tayanish kasallikning rivojlanishiga yo'l qo'yishi mumkin, chunki aktiv immunitet shakllanishi uchun bir necha hafta kerak bo'ladi. Shu bois har bir vaziyatda immunizatsiya turi epidemiologik ko'rsatmalar asosida tanlanadi.</w:t>
       </w:r>
     </w:p>
     <w:p>
@@ -194,7 +202,7 @@
         <w:spacing w:after="80" w:before="160"/>
       </w:pPr>
       <w:r>
-        <w:t xml:space="preserve">Xavfsizlik va talablar</w:t>
+        <w:t xml:space="preserve">Kasallikning oldini olishdagi ahamiyati</w:t>
       </w:r>
     </w:p>
     <w:p>
@@ -203,7 +211,7 @@
         <w:jc w:val="both"/>
       </w:pPr>
       <w:r>
-        <w:t xml:space="preserve">Dezinfeksiyalovchi vositalarning ko'pchiligi zaharli bo'lgani uchun SanQvaN 0090-25 ularning xavf sinfini hisobga olishni va inson hamda atrof-muhitga zarar yetkazmaslik uchun kam zaharli (III–IV sinf) vositalardan foydalanishni talab qiladi [1]. Xodimlar shaxsiy himoya vositalaridan foydalanadi, vositalar to'g'ri saqlanadi, tashiladi va belgilangan tartibda qo'llaniladi. Dezinfeksiya tadbirlari hujjatlashtiriladi va davlat sanitariya nazorati ostida bo'ladi. Vositalarga chidamlilik rivojlanishining oldini olish uchun ularni almashtirib turish tavsiya etiladi [2]. Dezinfeksiya vositalari saqlashda belgilangan harorat va yorug'lik sharoitiga, yaroqlilik muddatiga rioya qilinadi, chunki muddati o'tgan yoki noto'g'ri saqlangan vosita o'z faolligini yo'qotadi. Ishchi eritmalar belgilangan konsentratsiyada va odatda qo'llashdan oldin tayyorlanadi; tayyor eritmaning ham cheklangan yaroqlilik muddati bo'ladi. Bu talablarning barchasi dezinfeksiyaning haqiqatan samarali bo'lishini ta'minlashga qaratilgan.</w:t>
+        <w:t xml:space="preserve">Immunizatsiyaning individual (shaxsiy) ahamiyati — emlangan yoki immunoglobulin olgan shaxsni kasallikdan himoya qilishdir. Aktiv immunizatsiya shaxsni uzoq muddatga, ba'zan umrbod himoya qiladi; passiv immunizatsiya esa xavfli kontaktdan keyin kasallik rivojlanishining oldini oladi. Og'ir, o'limga olib keladigan kasalliklarda (quturish, qoqshol) shoshilinch passiv-aktiv profilaktika hayot saqlab qoladi. Masalan, quturish deyarli 100% o'lim bilan tugaydi, biroq kasal hayvon chaqqanidan keyin o'z vaqtida o'tkazilgan vaksina va immunoglobulin kasallik rivojlanishining oldini oladi — bu immunizatsiyaning hayotiy ahamiyatini yaqqol ko'rsatadi. Shu tariqa immunizatsiya alohida shaxs darajasida kasallikning oldini olishning eng ishonchli usulidir [2].</w:t>
       </w:r>
     </w:p>
     <w:p>
@@ -212,7 +220,7 @@
         <w:spacing w:after="80" w:before="160"/>
       </w:pPr>
       <w:r>
-        <w:t xml:space="preserve">Xulosa</w:t>
+        <w:t xml:space="preserve">Tarqalishni oldini olishdagi ahamiyati</w:t>
       </w:r>
     </w:p>
     <w:p>
@@ -221,7 +229,25 @@
         <w:jc w:val="both"/>
       </w:pPr>
       <w:r>
-        <w:t xml:space="preserve">Dezinfeksiya maqsadiga ko'ra profilaktik, joriy va yakuniy, usuliga ko'ra mexanik, fizik, kimyoviy va biologik turlarga bo'linadi. Uning ahamiyati, ayniqsa ichak infeksiyalari va shifoxona ichi infeksiyalariga qarshi kurashda yuqori. Dezinfeksiya samaradorligi vizual, kimyoviy va, eng muhimi, bakteriologik nazorat orqali aniqlanadi; SanQvaN 0090-25 bakteriologik surtma olishni belgilaydi [1]. Samaradorlik to'g'ri tanlangan vosita, aniq konsentratsiya, yetarli ekspozitsiya va obyektning oldindan mexanik tozalanganligiga bog'liq. Shu talablarga rioya qilish dezinfeksiyaning haqiqatan maqsadga erishishini ta'minlaydi. Vrach-epidemiolog uchun dezinfeksiya turlarini, ularning ahamiyatini va samaradorlikni aniqlash usullarini bilish — epidemiyaga qarshi kurashni to'g'ri tashkil etish va uning natijasini ob'ektiv baholashning zaruriy shartidir.</w:t>
+        <w:t xml:space="preserve">Immunizatsiyaning populyatsion (epidemiologik) ahamiyati undan ham kattaroqdir. Aholining yetarli ulushi aktiv immunizatsiya bilan emlanganda jamoaviy immunitet shakllanadi va qo'zg'atuvchining aholi orasida uzatilishi uziladi; natijada hatto emlanmagan shaxslar ham bilvosita himoyalanadi. Bu hodisa boshqariladigan infeksiyalar (qizamiq, poliomielit, difteriya) tarqalishini keskin kamaytirgan va ularning ayrimlarini eliminatsiya yoki eradikatsiyaga yaqinlashtirgan. Shu bois yuqori emlash qamrovi nafaqat individual, balki jamiyat miqyosida kasallik tarqalishini to'xtatishning kalitidir [1][2]. Jamoaviy immunitet uchun zarur bo'lgan qamrov darajasi kasallikning yuqumliligiga bog'liq: juda yuqumli kasalliklarda (qizamiq, R0 taxminan 12–18) aholining 95% dan ortig'i emlangan bo'lishi talab etiladi, kamroq yuqumli kasalliklarda esa bu chegara pastroq [2]. Emlash qamrovining pasayishi jamoaviy immunitetni buzadi va kasallikning qaytadan avj olishiga olib keladi; shu bois qamrovni yuqori va bir tekis ushlab turish doimiy vazifa hisoblanadi.</w:t>
+      </w:r>
+    </w:p>
+    <w:p>
+      <w:pPr>
+        <w:pStyle w:val="Heading2"/>
+        <w:spacing w:after="80" w:before="160"/>
+      </w:pPr>
+      <w:r>
+        <w:t xml:space="preserve">Xulosa</w:t>
+      </w:r>
+    </w:p>
+    <w:p>
+      <w:pPr>
+        <w:spacing w:after="120"/>
+        <w:jc w:val="both"/>
+      </w:pPr>
+      <w:r>
+        <w:t xml:space="preserve">Aktiv immunizatsiya vaksina yuborish orqali organizmning o'z immunitetini uyg'otadi — u kech shakllanadi, lekin uzoq va xotirali; passiv immunizatsiya esa tayyor antitelolar kiritish orqali tez, biroq qisqa muddatli himoya beradi. Aktiv immunizatsiya rejali profilaktika va jamoaviy immunitet uchun, passiv immunizatsiya esa shoshilinch himoya uchun qo'llaniladi; ba'zan ular birgalikda ishlatiladi. Immunizatsiya ham alohida shaxsni kasallikdan himoya qiladi, ham aholi miqyosida qo'zg'atuvchi tarqalishini to'xtatadi. Shu sababli u boshqariladigan infeksiyalarga qarshi kurashning eng samarali va iqtisodiy jihatdan maqbul strategiyasidir. Vrach-epidemiolog uchun aktiv va passiv immunizatsiyaning xususiyatlarini, qo'llanish ko'rsatmalarini va ularni birgalikda ishlatish qoidalarini bilish immunprofilaktikani to'g'ri tashkil etishning zaruriy shartidir.</w:t>
       </w:r>
     </w:p>
     <w:p>
@@ -243,7 +269,7 @@
         <w:spacing w:after="40"/>
       </w:pPr>
       <w:r>
-        <w:t xml:space="preserve">SanQvaN 0090-25. Dezinfeksiya tadbirlarini o'tkazish ... sanitariya qoidalari, normalari va gigiyena normativlari. O'zR SSV huzuridagi SEO va JSQ qo'mitasi, 2025-yil 5-may, 8-son qaror (Adliya vazirligida 03.06.2025, № 350). URL: https://lex.uz/docs/-7556121</w:t>
+        <w:t xml:space="preserve">Muhamedov I., Eshboyev E., Zokirov N., Zokirov M. Mikrobiologiya, immunologiya. — Toshkent.</w:t>
       </w:r>
     </w:p>
     <w:p>
@@ -256,7 +282,7 @@
         <w:spacing w:after="40"/>
       </w:pPr>
       <w:r>
-        <w:t xml:space="preserve">Osipova V.L. Dezinfeksiya: o'quv qo'llanma. — Moskva: GEOTAR-Media, 2009.</w:t>
+        <w:t xml:space="preserve">World Health Organization. Immunization in practice; Vaccine-preventable diseases and herd immunity. URL: https://www.who.int/teams/immunization-vaccines-and-biologicals</w:t>
       </w:r>
     </w:p>
     <w:sectPr>
@@ -462,6 +488,18 @@
       <w:lvlJc w:val="left"/>
       <w:pPr>
         <w:ind w:left="576" w:hanging="316"/>
+      </w:pPr>
+    </w:lvl>
+  </w:abstractNum>
+  <w:abstractNum w:abstractNumId="90">
+    <w:multiLevelType w:val="hybridMultilevel"/>
+    <w:lvl w:ilvl="0">
+      <w:start w:val="1"/>
+      <w:numFmt w:val="decimal"/>
+      <w:lvlText w:val="%1)"/>
+      <w:lvlJc w:val="left"/>
+      <w:pPr>
+        <w:ind w:left="851" w:hanging="425"/>
       </w:pPr>
     </w:lvl>
   </w:abstractNum>
@@ -479,6 +517,18 @@
   </w:num>
   <w:num w:numId="3">
     <w:abstractNumId w:val="4"/>
+    <w:lvlOverride w:ilvl="0">
+      <w:startOverride w:val="1"/>
+    </w:lvlOverride>
+  </w:num>
+  <w:num w:numId="101">
+    <w:abstractNumId w:val="90"/>
+    <w:lvlOverride w:ilvl="0">
+      <w:startOverride w:val="1"/>
+    </w:lvlOverride>
+  </w:num>
+  <w:num w:numId="102">
+    <w:abstractNumId w:val="90"/>
     <w:lvlOverride w:ilvl="0">
       <w:startOverride w:val="1"/>
     </w:lvlOverride>

--- a/javoblar/038.docx
+++ b/javoblar/038.docx
@@ -5,36 +5,63 @@
     <w:p>
       <w:pPr>
         <w:pStyle w:val="Heading1"/>
-        <w:spacing w:after="200"/>
-      </w:pPr>
-      <w:r>
+        <w:spacing w:after="240"/>
+        <w:jc w:val="center"/>
+      </w:pPr>
+      <w:r>
+        <w:rPr>
+          <w:rFonts w:ascii="Times New Roman" w:cs="Times New Roman" w:eastAsia="Times New Roman" w:hAnsi="Times New Roman"/>
+          <w:b/>
+          <w:bCs/>
+          <w:sz w:val="28"/>
+          <w:szCs w:val="28"/>
+        </w:rPr>
         <w:t xml:space="preserve">38. Aktiv va passiv immunizatsiya, kasallikning oldini olishda va tarqalishini oldini olishda ahamiyati</w:t>
       </w:r>
     </w:p>
     <w:p>
       <w:pPr>
-        <w:spacing w:after="120"/>
-        <w:jc w:val="both"/>
-      </w:pPr>
-      <w:r>
+        <w:spacing w:after="120" w:line="276"/>
+        <w:ind w:firstLine="567"/>
+        <w:jc w:val="both"/>
+      </w:pPr>
+      <w:r>
+        <w:rPr>
+          <w:rFonts w:ascii="Times New Roman" w:cs="Times New Roman" w:eastAsia="Times New Roman" w:hAnsi="Times New Roman"/>
+          <w:sz w:val="28"/>
+          <w:szCs w:val="28"/>
+        </w:rPr>
         <w:t xml:space="preserve">Immunizatsiya — organizmda yuqumli kasallik qo'zg'atuvchisiga qarshi sun'iy immunitet hosil qilishga qaratilgan tadbirdir. U epidemik jarayonning uchinchi bo'g'iniga — qabul qiluvchan organizmga ta'sir qilib, kasallanishning oldini oladi va qo'zg'atuvchining tarqalishini cheklaydi. Hosil qilish mexanizmiga ko'ra immunizatsiya aktiv va passiv turlarga bo'linadi. Ularning ikkalasi ham immunprofilaktikaning muhim vositalari bo'lib, turli epidemiologik vaziyatlarda — rejali profilaktikada va shoshilinch choralarda — qo'llaniladi [1][2]. Immunizatsiya, shuningdek, kelib chiqishiga ko'ra tabiiy va sun'iy turlarga bo'linadi, biroq amaliy epidemiologiyada aynan sun'iy aktiv (emlash) va sun'iy passiv (zardob, immunoglobulin) immunizatsiya markaziy o'rin tutadi.</w:t>
       </w:r>
     </w:p>
     <w:p>
       <w:pPr>
         <w:pStyle w:val="Heading2"/>
-        <w:spacing w:after="80" w:before="160"/>
-      </w:pPr>
-      <w:r>
+        <w:spacing w:after="100" w:before="200"/>
+      </w:pPr>
+      <w:r>
+        <w:rPr>
+          <w:rFonts w:ascii="Times New Roman" w:cs="Times New Roman" w:eastAsia="Times New Roman" w:hAnsi="Times New Roman"/>
+          <w:b/>
+          <w:bCs/>
+          <w:sz w:val="28"/>
+          <w:szCs w:val="28"/>
+        </w:rPr>
         <w:t xml:space="preserve">Aktiv immunizatsiya</w:t>
       </w:r>
     </w:p>
     <w:p>
       <w:pPr>
-        <w:spacing w:after="120"/>
-        <w:jc w:val="both"/>
-      </w:pPr>
-      <w:r>
+        <w:spacing w:after="120" w:line="276"/>
+        <w:ind w:firstLine="567"/>
+        <w:jc w:val="both"/>
+      </w:pPr>
+      <w:r>
+        <w:rPr>
+          <w:rFonts w:ascii="Times New Roman" w:cs="Times New Roman" w:eastAsia="Times New Roman" w:hAnsi="Times New Roman"/>
+          <w:sz w:val="28"/>
+          <w:szCs w:val="28"/>
+        </w:rPr>
         <w:t xml:space="preserve">Aktiv immunizatsiya — organizmga antigen (vaksina yoki anatoksin) yuborish orqali uning o'z immun javobini uyg'otishdir. Bunda organizm o'zi antitelolar va immunologik xotira hujayralarini ishlab chiqaradi. Aktiv immunizatsiyaning asosiy xususiyatlari:</w:t>
       </w:r>
     </w:p>
@@ -43,11 +70,17 @@
         <w:pStyle w:val="ListParagraph"/>
         <w:numPr>
           <w:ilvl w:val="0"/>
-          <w:numId w:val="101"/>
+          <w:numId w:val="2"/>
         </w:numPr>
-        <w:spacing w:after="40"/>
-      </w:pPr>
-      <w:r>
+        <w:spacing w:after="60" w:line="276"/>
+        <w:jc w:val="both"/>
+      </w:pPr>
+      <w:r>
+        <w:rPr>
+          <w:rFonts w:ascii="Times New Roman" w:cs="Times New Roman" w:eastAsia="Times New Roman" w:hAnsi="Times New Roman"/>
+          <w:sz w:val="28"/>
+          <w:szCs w:val="28"/>
+        </w:rPr>
         <w:t xml:space="preserve">immunitet kechroq — odatda 1–3 hafta ichida shakllanadi;</w:t>
       </w:r>
     </w:p>
@@ -56,11 +89,17 @@
         <w:pStyle w:val="ListParagraph"/>
         <w:numPr>
           <w:ilvl w:val="0"/>
-          <w:numId w:val="101"/>
+          <w:numId w:val="2"/>
         </w:numPr>
-        <w:spacing w:after="40"/>
-      </w:pPr>
-      <w:r>
+        <w:spacing w:after="60" w:line="276"/>
+        <w:jc w:val="both"/>
+      </w:pPr>
+      <w:r>
+        <w:rPr>
+          <w:rFonts w:ascii="Times New Roman" w:cs="Times New Roman" w:eastAsia="Times New Roman" w:hAnsi="Times New Roman"/>
+          <w:sz w:val="28"/>
+          <w:szCs w:val="28"/>
+        </w:rPr>
         <w:t xml:space="preserve">immunitet uzoq muddatli (yillar yoki umrbod) bo'ladi;</w:t>
       </w:r>
     </w:p>
@@ -69,11 +108,17 @@
         <w:pStyle w:val="ListParagraph"/>
         <w:numPr>
           <w:ilvl w:val="0"/>
-          <w:numId w:val="101"/>
+          <w:numId w:val="2"/>
         </w:numPr>
-        <w:spacing w:after="40"/>
-      </w:pPr>
-      <w:r>
+        <w:spacing w:after="60" w:line="276"/>
+        <w:jc w:val="both"/>
+      </w:pPr>
+      <w:r>
+        <w:rPr>
+          <w:rFonts w:ascii="Times New Roman" w:cs="Times New Roman" w:eastAsia="Times New Roman" w:hAnsi="Times New Roman"/>
+          <w:sz w:val="28"/>
+          <w:szCs w:val="28"/>
+        </w:rPr>
         <w:t xml:space="preserve">immunologik xotira qoladi, takroriy ta'sirda tez va kuchli javob beriladi;</w:t>
       </w:r>
     </w:p>
@@ -82,181 +127,64 @@
         <w:pStyle w:val="ListParagraph"/>
         <w:numPr>
           <w:ilvl w:val="0"/>
-          <w:numId w:val="101"/>
+          <w:numId w:val="2"/>
         </w:numPr>
-        <w:spacing w:after="40"/>
-      </w:pPr>
-      <w:r>
+        <w:spacing w:after="60" w:line="276"/>
+        <w:jc w:val="both"/>
+      </w:pPr>
+      <w:r>
+        <w:rPr>
+          <w:rFonts w:ascii="Times New Roman" w:cs="Times New Roman" w:eastAsia="Times New Roman" w:hAnsi="Times New Roman"/>
+          <w:sz w:val="28"/>
+          <w:szCs w:val="28"/>
+        </w:rPr>
         <w:t xml:space="preserve">takroriy dozalar (revaksinatsiya) immunitetni mustahkamlaydi.</w:t>
       </w:r>
     </w:p>
     <w:p>
       <w:pPr>
-        <w:spacing w:after="120"/>
-        <w:jc w:val="both"/>
-      </w:pPr>
-      <w:r>
+        <w:spacing w:after="120" w:line="276"/>
+        <w:ind w:firstLine="567"/>
+        <w:jc w:val="both"/>
+      </w:pPr>
+      <w:r>
+        <w:rPr>
+          <w:rFonts w:ascii="Times New Roman" w:cs="Times New Roman" w:eastAsia="Times New Roman" w:hAnsi="Times New Roman"/>
+          <w:sz w:val="28"/>
+          <w:szCs w:val="28"/>
+        </w:rPr>
         <w:t xml:space="preserve">Aktiv immunizatsiya rejali emlash (milliy emlash kalendari) orqali amalga oshiriladi va boshqariladigan kasalliklarga qarshi uzoq muddatli himoya hamda jamoaviy immunitet yaratishning asosiy vositasidir [1][2]. Aktiv immunizatsiya uchun turli vaksinalar — tirik attenuatlangan, inaktivlangan, anatoksinli, subyunit va zamonaviy (vektorli, mRNK) — qo'llaniladi. Immunitetning napryajyonnosti va davomiyligi vaksina turiga bog'liq: tirik vaksinalar kuchli va uzoq immunitet beradi, inaktivlangan va anatoksinli vaksinalar esa ko'pincha takroriy dozalar va davriy revaksinatsiyani talab qiladi. Shu bois milliy emlash kalendari har bir vaksina uchun aniq dozalar soni va oraliqlarini belgilaydi [1].</w:t>
       </w:r>
     </w:p>
     <w:p>
       <w:pPr>
         <w:pStyle w:val="Heading2"/>
-        <w:spacing w:after="80" w:before="160"/>
-      </w:pPr>
-      <w:r>
+        <w:spacing w:after="100" w:before="200"/>
+      </w:pPr>
+      <w:r>
+        <w:rPr>
+          <w:rFonts w:ascii="Times New Roman" w:cs="Times New Roman" w:eastAsia="Times New Roman" w:hAnsi="Times New Roman"/>
+          <w:b/>
+          <w:bCs/>
+          <w:sz w:val="28"/>
+          <w:szCs w:val="28"/>
+        </w:rPr>
         <w:t xml:space="preserve">Passiv immunizatsiya</w:t>
       </w:r>
     </w:p>
     <w:p>
       <w:pPr>
-        <w:spacing w:after="120"/>
-        <w:jc w:val="both"/>
-      </w:pPr>
-      <w:r>
+        <w:spacing w:after="120" w:line="276"/>
+        <w:ind w:firstLine="567"/>
+        <w:jc w:val="both"/>
+      </w:pPr>
+      <w:r>
+        <w:rPr>
+          <w:rFonts w:ascii="Times New Roman" w:cs="Times New Roman" w:eastAsia="Times New Roman" w:hAnsi="Times New Roman"/>
+          <w:sz w:val="28"/>
+          <w:szCs w:val="28"/>
+        </w:rPr>
         <w:t xml:space="preserve">Passiv immunizatsiya — organizmga tayyor antitelolarni (immun zardob yoki immunoglobulin) kiritishdir. Bunda organizm o'zi antitelo ishlab chiqarmaydi, balki tashqaridan olinganlardan foydalanadi. Passiv immunizatsiyaning xususiyatlari:</w:t>
-      </w:r>
-    </w:p>
-    <w:p>
-      <w:pPr>
-        <w:pStyle w:val="ListParagraph"/>
-        <w:numPr>
-          <w:ilvl w:val="0"/>
-          <w:numId w:val="102"/>
-        </w:numPr>
-        <w:spacing w:after="40"/>
-      </w:pPr>
-      <w:r>
-        <w:t xml:space="preserve">immunitet darhol, kiritilgan zahoti ta'sir qiladi;</w:t>
-      </w:r>
-    </w:p>
-    <w:p>
-      <w:pPr>
-        <w:pStyle w:val="ListParagraph"/>
-        <w:numPr>
-          <w:ilvl w:val="0"/>
-          <w:numId w:val="102"/>
-        </w:numPr>
-        <w:spacing w:after="40"/>
-      </w:pPr>
-      <w:r>
-        <w:t xml:space="preserve">immunitet qisqa muddatli — bir necha hafta yoki oy davom etadi;</w:t>
-      </w:r>
-    </w:p>
-    <w:p>
-      <w:pPr>
-        <w:pStyle w:val="ListParagraph"/>
-        <w:numPr>
-          <w:ilvl w:val="0"/>
-          <w:numId w:val="102"/>
-        </w:numPr>
-        <w:spacing w:after="40"/>
-      </w:pPr>
-      <w:r>
-        <w:t xml:space="preserve">immunologik xotira qolmaydi;</w:t>
-      </w:r>
-    </w:p>
-    <w:p>
-      <w:pPr>
-        <w:pStyle w:val="ListParagraph"/>
-        <w:numPr>
-          <w:ilvl w:val="0"/>
-          <w:numId w:val="102"/>
-        </w:numPr>
-        <w:spacing w:after="40"/>
-      </w:pPr>
-      <w:r>
-        <w:t xml:space="preserve">asosan shoshilinch profilaktika va davolash maqsadida qo'llaniladi.</w:t>
-      </w:r>
-    </w:p>
-    <w:p>
-      <w:pPr>
-        <w:spacing w:after="120"/>
-        <w:jc w:val="both"/>
-      </w:pPr>
-      <w:r>
-        <w:t xml:space="preserve">Passiv immunizatsiya quturish, qoqshol, difteriya kabi hollarda, ya'ni odam xavfli qo'zg'atuvchi bilan kontaktda bo'lgan va tez himoya zarur bo'lganda qo'llaniladi [2]. Tabiiy passiv immunitet ham mavjud — onadan bolaga platsenta orqali IgG va ona suti orqali IgA antitelolarining o'tishi; bu chaqaloqni hayotining dastlabki oylarida himoya qiladi. Sun'iy passiv immunizatsiyada esa maxsus immunoglobulin yoki giperimmun zardob ishlatiladi. Passiv immunitetning qisqa muddatliligi uning yetishmovchiligi emas, balki shoshilinch himoya vazifasiga mos keladi; uzoq muddatli himoya zarur bo'lsa, u aktiv immunizatsiya bilan to'ldiriladi [2].</w:t>
-      </w:r>
-    </w:p>
-    <w:p>
-      <w:pPr>
-        <w:pStyle w:val="Heading2"/>
-        <w:spacing w:after="80" w:before="160"/>
-      </w:pPr>
-      <w:r>
-        <w:t xml:space="preserve">Aktiv va passiv immunizatsiyaning farqlari</w:t>
-      </w:r>
-    </w:p>
-    <w:p>
-      <w:pPr>
-        <w:spacing w:after="120"/>
-        <w:jc w:val="both"/>
-      </w:pPr>
-      <w:r>
-        <w:t xml:space="preserve">Aktiv va passiv immunizatsiya o'rtasidagi asosiy farq — himoyaning tezligi va davomiyligidadir. Aktiv immunizatsiya kech shakllanadi, lekin uzoq va xotirali; passiv immunizatsiya esa tez ta'sir qiladi, lekin qisqa muddatli va xotirasiz. Shu bois ularning qo'llanish sohalari ham turlicha: aktiv immunizatsiya rejali, uzoq muddatli profilaktika uchun, passiv immunizatsiya esa shoshilinch, tezkor himoya uchun ishlatiladi. Ba'zan ular birgalikda qo'llaniladi — masalan, quturishga qarshi profilaktikada bemorga ham vaksina (aktiv), ham immunoglobulin (passiv) beriladi; bu passiv immunitetning tezligini aktiv immunitetning uzoqligi bilan birlashtiradi [2]. Immunizatsiya turini noto'g'ri tanlash xavfli bo'lishi mumkin: masalan, xavfli kontaktdan keyin faqat vaksinaga tayanish kasallikning rivojlanishiga yo'l qo'yishi mumkin, chunki aktiv immunitet shakllanishi uchun bir necha hafta kerak bo'ladi. Shu bois har bir vaziyatda immunizatsiya turi epidemiologik ko'rsatmalar asosida tanlanadi.</w:t>
-      </w:r>
-    </w:p>
-    <w:p>
-      <w:pPr>
-        <w:pStyle w:val="Heading2"/>
-        <w:spacing w:after="80" w:before="160"/>
-      </w:pPr>
-      <w:r>
-        <w:t xml:space="preserve">Kasallikning oldini olishdagi ahamiyati</w:t>
-      </w:r>
-    </w:p>
-    <w:p>
-      <w:pPr>
-        <w:spacing w:after="120"/>
-        <w:jc w:val="both"/>
-      </w:pPr>
-      <w:r>
-        <w:t xml:space="preserve">Immunizatsiyaning individual (shaxsiy) ahamiyati — emlangan yoki immunoglobulin olgan shaxsni kasallikdan himoya qilishdir. Aktiv immunizatsiya shaxsni uzoq muddatga, ba'zan umrbod himoya qiladi; passiv immunizatsiya esa xavfli kontaktdan keyin kasallik rivojlanishining oldini oladi. Og'ir, o'limga olib keladigan kasalliklarda (quturish, qoqshol) shoshilinch passiv-aktiv profilaktika hayot saqlab qoladi. Masalan, quturish deyarli 100% o'lim bilan tugaydi, biroq kasal hayvon chaqqanidan keyin o'z vaqtida o'tkazilgan vaksina va immunoglobulin kasallik rivojlanishining oldini oladi — bu immunizatsiyaning hayotiy ahamiyatini yaqqol ko'rsatadi. Shu tariqa immunizatsiya alohida shaxs darajasida kasallikning oldini olishning eng ishonchli usulidir [2].</w:t>
-      </w:r>
-    </w:p>
-    <w:p>
-      <w:pPr>
-        <w:pStyle w:val="Heading2"/>
-        <w:spacing w:after="80" w:before="160"/>
-      </w:pPr>
-      <w:r>
-        <w:t xml:space="preserve">Tarqalishni oldini olishdagi ahamiyati</w:t>
-      </w:r>
-    </w:p>
-    <w:p>
-      <w:pPr>
-        <w:spacing w:after="120"/>
-        <w:jc w:val="both"/>
-      </w:pPr>
-      <w:r>
-        <w:t xml:space="preserve">Immunizatsiyaning populyatsion (epidemiologik) ahamiyati undan ham kattaroqdir. Aholining yetarli ulushi aktiv immunizatsiya bilan emlanganda jamoaviy immunitet shakllanadi va qo'zg'atuvchining aholi orasida uzatilishi uziladi; natijada hatto emlanmagan shaxslar ham bilvosita himoyalanadi. Bu hodisa boshqariladigan infeksiyalar (qizamiq, poliomielit, difteriya) tarqalishini keskin kamaytirgan va ularning ayrimlarini eliminatsiya yoki eradikatsiyaga yaqinlashtirgan. Shu bois yuqori emlash qamrovi nafaqat individual, balki jamiyat miqyosida kasallik tarqalishini to'xtatishning kalitidir [1][2]. Jamoaviy immunitet uchun zarur bo'lgan qamrov darajasi kasallikning yuqumliligiga bog'liq: juda yuqumli kasalliklarda (qizamiq, R0 taxminan 12–18) aholining 95% dan ortig'i emlangan bo'lishi talab etiladi, kamroq yuqumli kasalliklarda esa bu chegara pastroq [2]. Emlash qamrovining pasayishi jamoaviy immunitetni buzadi va kasallikning qaytadan avj olishiga olib keladi; shu bois qamrovni yuqori va bir tekis ushlab turish doimiy vazifa hisoblanadi.</w:t>
-      </w:r>
-    </w:p>
-    <w:p>
-      <w:pPr>
-        <w:pStyle w:val="Heading2"/>
-        <w:spacing w:after="80" w:before="160"/>
-      </w:pPr>
-      <w:r>
-        <w:t xml:space="preserve">Xulosa</w:t>
-      </w:r>
-    </w:p>
-    <w:p>
-      <w:pPr>
-        <w:spacing w:after="120"/>
-        <w:jc w:val="both"/>
-      </w:pPr>
-      <w:r>
-        <w:t xml:space="preserve">Aktiv immunizatsiya vaksina yuborish orqali organizmning o'z immunitetini uyg'otadi — u kech shakllanadi, lekin uzoq va xotirali; passiv immunizatsiya esa tayyor antitelolar kiritish orqali tez, biroq qisqa muddatli himoya beradi. Aktiv immunizatsiya rejali profilaktika va jamoaviy immunitet uchun, passiv immunizatsiya esa shoshilinch himoya uchun qo'llaniladi; ba'zan ular birgalikda ishlatiladi. Immunizatsiya ham alohida shaxsni kasallikdan himoya qiladi, ham aholi miqyosida qo'zg'atuvchi tarqalishini to'xtatadi. Shu sababli u boshqariladigan infeksiyalarga qarshi kurashning eng samarali va iqtisodiy jihatdan maqbul strategiyasidir. Vrach-epidemiolog uchun aktiv va passiv immunizatsiyaning xususiyatlarini, qo'llanish ko'rsatmalarini va ularni birgalikda ishlatish qoidalarini bilish immunprofilaktikani to'g'ri tashkil etishning zaruriy shartidir.</w:t>
-      </w:r>
-    </w:p>
-    <w:p>
-      <w:pPr>
-        <w:pStyle w:val="Heading2"/>
-        <w:spacing w:after="80" w:before="220"/>
-      </w:pPr>
-      <w:r>
-        <w:t xml:space="preserve">Foydalanilgan adabiyotlar</w:t>
       </w:r>
     </w:p>
     <w:p>
@@ -266,10 +194,16 @@
           <w:ilvl w:val="0"/>
           <w:numId w:val="3"/>
         </w:numPr>
-        <w:spacing w:after="40"/>
-      </w:pPr>
-      <w:r>
-        <w:t xml:space="preserve">Muhamedov I., Eshboyev E., Zokirov N., Zokirov M. Mikrobiologiya, immunologiya. — Toshkent.</w:t>
+        <w:spacing w:after="60" w:line="276"/>
+        <w:jc w:val="both"/>
+      </w:pPr>
+      <w:r>
+        <w:rPr>
+          <w:rFonts w:ascii="Times New Roman" w:cs="Times New Roman" w:eastAsia="Times New Roman" w:hAnsi="Times New Roman"/>
+          <w:sz w:val="28"/>
+          <w:szCs w:val="28"/>
+        </w:rPr>
+        <w:t xml:space="preserve">immunitet darhol, kiritilgan zahoti ta'sir qiladi;</w:t>
       </w:r>
     </w:p>
     <w:p>
@@ -279,15 +213,350 @@
           <w:ilvl w:val="0"/>
           <w:numId w:val="3"/>
         </w:numPr>
-        <w:spacing w:after="40"/>
-      </w:pPr>
-      <w:r>
+        <w:spacing w:after="60" w:line="276"/>
+        <w:jc w:val="both"/>
+      </w:pPr>
+      <w:r>
+        <w:rPr>
+          <w:rFonts w:ascii="Times New Roman" w:cs="Times New Roman" w:eastAsia="Times New Roman" w:hAnsi="Times New Roman"/>
+          <w:sz w:val="28"/>
+          <w:szCs w:val="28"/>
+        </w:rPr>
+        <w:t xml:space="preserve">immunitet qisqa muddatli — bir necha hafta yoki oy davom etadi;</w:t>
+      </w:r>
+    </w:p>
+    <w:p>
+      <w:pPr>
+        <w:pStyle w:val="ListParagraph"/>
+        <w:numPr>
+          <w:ilvl w:val="0"/>
+          <w:numId w:val="3"/>
+        </w:numPr>
+        <w:spacing w:after="60" w:line="276"/>
+        <w:jc w:val="both"/>
+      </w:pPr>
+      <w:r>
+        <w:rPr>
+          <w:rFonts w:ascii="Times New Roman" w:cs="Times New Roman" w:eastAsia="Times New Roman" w:hAnsi="Times New Roman"/>
+          <w:sz w:val="28"/>
+          <w:szCs w:val="28"/>
+        </w:rPr>
+        <w:t xml:space="preserve">immunologik xotira qolmaydi;</w:t>
+      </w:r>
+    </w:p>
+    <w:p>
+      <w:pPr>
+        <w:pStyle w:val="ListParagraph"/>
+        <w:numPr>
+          <w:ilvl w:val="0"/>
+          <w:numId w:val="3"/>
+        </w:numPr>
+        <w:spacing w:after="60" w:line="276"/>
+        <w:jc w:val="both"/>
+      </w:pPr>
+      <w:r>
+        <w:rPr>
+          <w:rFonts w:ascii="Times New Roman" w:cs="Times New Roman" w:eastAsia="Times New Roman" w:hAnsi="Times New Roman"/>
+          <w:sz w:val="28"/>
+          <w:szCs w:val="28"/>
+        </w:rPr>
+        <w:t xml:space="preserve">asosan shoshilinch profilaktika va davolash maqsadida qo'llaniladi.</w:t>
+      </w:r>
+    </w:p>
+    <w:p>
+      <w:pPr>
+        <w:spacing w:after="120" w:line="276"/>
+        <w:ind w:firstLine="567"/>
+        <w:jc w:val="both"/>
+      </w:pPr>
+      <w:r>
+        <w:rPr>
+          <w:rFonts w:ascii="Times New Roman" w:cs="Times New Roman" w:eastAsia="Times New Roman" w:hAnsi="Times New Roman"/>
+          <w:sz w:val="28"/>
+          <w:szCs w:val="28"/>
+        </w:rPr>
+        <w:t xml:space="preserve">Passiv immunizatsiya quturish, qoqshol, difteriya kabi hollarda, ya'ni odam xavfli qo'zg'atuvchi bilan kontaktda bo'lgan va tez himoya zarur bo'lganda qo'llaniladi [2]. Tabiiy passiv immunitet ham mavjud — onadan bolaga platsenta orqali IgG va ona suti orqali IgA antitelolarining o'tishi; bu chaqaloqni hayotining dastlabki oylarida himoya qiladi. Sun'iy passiv immunizatsiyada esa maxsus immunoglobulin yoki giperimmun zardob ishlatiladi. Passiv immunitetning qisqa muddatliligi uning yetishmovchiligi emas, balki shoshilinch himoya vazifasiga mos keladi; uzoq muddatli himoya zarur bo'lsa, u aktiv immunizatsiya bilan to'ldiriladi [2].</w:t>
+      </w:r>
+    </w:p>
+    <w:p>
+      <w:pPr>
+        <w:pStyle w:val="Heading2"/>
+        <w:spacing w:after="100" w:before="200"/>
+      </w:pPr>
+      <w:r>
+        <w:rPr>
+          <w:rFonts w:ascii="Times New Roman" w:cs="Times New Roman" w:eastAsia="Times New Roman" w:hAnsi="Times New Roman"/>
+          <w:b/>
+          <w:bCs/>
+          <w:sz w:val="28"/>
+          <w:szCs w:val="28"/>
+        </w:rPr>
+        <w:t xml:space="preserve">Aktiv va passiv immunizatsiyaning farqlari</w:t>
+      </w:r>
+    </w:p>
+    <w:p>
+      <w:pPr>
+        <w:spacing w:after="120" w:line="276"/>
+        <w:ind w:firstLine="567"/>
+        <w:jc w:val="both"/>
+      </w:pPr>
+      <w:r>
+        <w:rPr>
+          <w:rFonts w:ascii="Times New Roman" w:cs="Times New Roman" w:eastAsia="Times New Roman" w:hAnsi="Times New Roman"/>
+          <w:sz w:val="28"/>
+          <w:szCs w:val="28"/>
+        </w:rPr>
+        <w:t xml:space="preserve">Aktiv va passiv immunizatsiya o'rtasidagi asosiy farq — himoyaning tezligi va davomiyligidadir. Aktiv immunizatsiya kech shakllanadi, lekin uzoq va xotirali; passiv immunizatsiya esa tez ta'sir qiladi, lekin qisqa muddatli va xotirasiz. Shu bois ularning qo'llanish sohalari ham turlicha: aktiv immunizatsiya rejali, uzoq muddatli profilaktika uchun, passiv immunizatsiya esa shoshilinch, tezkor himoya uchun ishlatiladi. Ba'zan ular birgalikda qo'llaniladi — masalan, quturishga qarshi profilaktikada bemorga ham vaksina (aktiv), ham immunoglobulin (passiv) beriladi; bu passiv immunitetning tezligini aktiv immunitetning uzoqligi bilan birlashtiradi [2]. Immunizatsiya turini noto'g'ri tanlash xavfli bo'lishi mumkin: masalan, xavfli kontaktdan keyin faqat vaksinaga tayanish kasallikning rivojlanishiga yo'l qo'yishi mumkin, chunki aktiv immunitet shakllanishi uchun bir necha hafta kerak bo'ladi. Shu bois har bir vaziyatda immunizatsiya turi epidemiologik ko'rsatmalar asosida tanlanadi.</w:t>
+      </w:r>
+    </w:p>
+    <w:p>
+      <w:pPr>
+        <w:pStyle w:val="Heading2"/>
+        <w:spacing w:after="100" w:before="200"/>
+      </w:pPr>
+      <w:r>
+        <w:rPr>
+          <w:rFonts w:ascii="Times New Roman" w:cs="Times New Roman" w:eastAsia="Times New Roman" w:hAnsi="Times New Roman"/>
+          <w:b/>
+          <w:bCs/>
+          <w:sz w:val="28"/>
+          <w:szCs w:val="28"/>
+        </w:rPr>
+        <w:t xml:space="preserve">Kasallikning oldini olishdagi ahamiyati</w:t>
+      </w:r>
+    </w:p>
+    <w:p>
+      <w:pPr>
+        <w:spacing w:after="120" w:line="276"/>
+        <w:ind w:firstLine="567"/>
+        <w:jc w:val="both"/>
+      </w:pPr>
+      <w:r>
+        <w:rPr>
+          <w:rFonts w:ascii="Times New Roman" w:cs="Times New Roman" w:eastAsia="Times New Roman" w:hAnsi="Times New Roman"/>
+          <w:sz w:val="28"/>
+          <w:szCs w:val="28"/>
+        </w:rPr>
+        <w:t xml:space="preserve">Immunizatsiyaning individual (shaxsiy) ahamiyati — emlangan yoki immunoglobulin olgan shaxsni kasallikdan himoya qilishdir. Aktiv immunizatsiya shaxsni uzoq muddatga, ba'zan umrbod himoya qiladi; passiv immunizatsiya esa xavfli kontaktdan keyin kasallik rivojlanishining oldini oladi. Og'ir, o'limga olib keladigan kasalliklarda (quturish, qoqshol) shoshilinch passiv-aktiv profilaktika hayot saqlab qoladi. Masalan, quturish deyarli 100% o'lim bilan tugaydi, biroq kasal hayvon chaqqanidan keyin o'z vaqtida o'tkazilgan vaksina va immunoglobulin kasallik rivojlanishining oldini oladi — bu immunizatsiyaning hayotiy ahamiyatini yaqqol ko'rsatadi. Shu tariqa immunizatsiya alohida shaxs darajasida kasallikning oldini olishning eng ishonchli usulidir [2].</w:t>
+      </w:r>
+    </w:p>
+    <w:p>
+      <w:pPr>
+        <w:pStyle w:val="Heading2"/>
+        <w:spacing w:after="100" w:before="200"/>
+      </w:pPr>
+      <w:r>
+        <w:rPr>
+          <w:rFonts w:ascii="Times New Roman" w:cs="Times New Roman" w:eastAsia="Times New Roman" w:hAnsi="Times New Roman"/>
+          <w:b/>
+          <w:bCs/>
+          <w:sz w:val="28"/>
+          <w:szCs w:val="28"/>
+        </w:rPr>
+        <w:t xml:space="preserve">Tarqalishni oldini olishdagi ahamiyati</w:t>
+      </w:r>
+    </w:p>
+    <w:p>
+      <w:pPr>
+        <w:spacing w:after="120" w:line="276"/>
+        <w:ind w:firstLine="567"/>
+        <w:jc w:val="both"/>
+      </w:pPr>
+      <w:r>
+        <w:rPr>
+          <w:rFonts w:ascii="Times New Roman" w:cs="Times New Roman" w:eastAsia="Times New Roman" w:hAnsi="Times New Roman"/>
+          <w:sz w:val="28"/>
+          <w:szCs w:val="28"/>
+        </w:rPr>
+        <w:t xml:space="preserve">Immunizatsiyaning populyatsion (epidemiologik) ahamiyati undan ham kattaroqdir. Aholining yetarli ulushi aktiv immunizatsiya bilan emlanganda jamoaviy immunitet shakllanadi va qo'zg'atuvchining aholi orasida uzatilishi uziladi; natijada hatto emlanmagan shaxslar ham bilvosita himoyalanadi. Bu hodisa boshqariladigan infeksiyalar (qizamiq, poliomielit, difteriya) tarqalishini keskin kamaytirgan va ularning ayrimlarini eliminatsiya yoki eradikatsiyaga yaqinlashtirgan. Shu bois yuqori emlash qamrovi nafaqat individual, balki jamiyat miqyosida kasallik tarqalishini to'xtatishning kalitidir [1][2]. Jamoaviy immunitet uchun zarur bo'lgan qamrov darajasi kasallikning yuqumliligiga bog'liq: juda yuqumli kasalliklarda (qizamiq, R0 taxminan 12–18) aholining 95% dan ortig'i emlangan bo'lishi talab etiladi, kamroq yuqumli kasalliklarda esa bu chegara pastroq [2]. Emlash qamrovining pasayishi jamoaviy immunitetni buzadi va kasallikning qaytadan avj olishiga olib keladi; shu bois qamrovni yuqori va bir tekis ushlab turish doimiy vazifa hisoblanadi.</w:t>
+      </w:r>
+    </w:p>
+    <w:p>
+      <w:pPr>
+        <w:pStyle w:val="Heading2"/>
+        <w:spacing w:after="100" w:before="200"/>
+      </w:pPr>
+      <w:r>
+        <w:rPr>
+          <w:rFonts w:ascii="Times New Roman" w:cs="Times New Roman" w:eastAsia="Times New Roman" w:hAnsi="Times New Roman"/>
+          <w:b/>
+          <w:bCs/>
+          <w:sz w:val="28"/>
+          <w:szCs w:val="28"/>
+        </w:rPr>
+        <w:t xml:space="preserve">Passiv immunizatsiya va uning cheklovlari</w:t>
+      </w:r>
+    </w:p>
+    <w:p>
+      <w:pPr>
+        <w:spacing w:after="120" w:line="276"/>
+        <w:ind w:firstLine="567"/>
+        <w:jc w:val="both"/>
+      </w:pPr>
+      <w:r>
+        <w:rPr>
+          <w:rFonts w:ascii="Times New Roman" w:cs="Times New Roman" w:eastAsia="Times New Roman" w:hAnsi="Times New Roman"/>
+          <w:sz w:val="28"/>
+          <w:szCs w:val="28"/>
+        </w:rPr>
+        <w:t xml:space="preserve">Passiv immunizatsiya tayyor antitelolar (zardob, immunoglobulin, plazma) yuborish bilan amalga oshiriladi va organizm o'zining immun xotirasini hosil qilmaydi; faol immunizatsiya (vaksina) esa immun tizimni antitelo ishlab chiqarishga va xotira hosil qilishga o'rgatadi [3]. Epidemiologik amaliyotda passiv emlash shoshilinch profilaktikaning bir qismi: darslikdagi epidemiyaga qarshi tadbirlar jadvalida moyil jamoaga nisbatan kimyoviy, faglar va antibiotiklar bilan profilaktika hamda passiv emlash, epidemik ko'rsatmalar bo'yicha emlash va xavfli guruhlarni emlash ko'rsatilgan; kana hujumiga uchraganlarni passiv emlash ham shu jumlaga kiradi [4].</w:t>
+      </w:r>
+    </w:p>
+    <w:p>
+      <w:pPr>
+        <w:spacing w:after="120" w:line="276"/>
+        <w:ind w:firstLine="567"/>
+        <w:jc w:val="both"/>
+      </w:pPr>
+      <w:r>
+        <w:rPr>
+          <w:rFonts w:ascii="Times New Roman" w:cs="Times New Roman" w:eastAsia="Times New Roman" w:hAnsi="Times New Roman"/>
+          <w:sz w:val="28"/>
+          <w:szCs w:val="28"/>
+        </w:rPr>
+        <w:t xml:space="preserve">Passiv va faol preparatlarni birga qo'llashda muddatlarga rioya qilish kerak: immunoglobulin yuborilgandan keyin qizamiq, qizilcha, parotit va rotavirusga qarshi emlash 3 oydan, poliomielit va grippga qarshi 1,5 oydan, AKDS, ADS va ADS-M bir oydan keyin o'tkaziladi; eritrotsitar massa quyilgandan keyin tirik qizamiq-qizilcha-parotit vaksinasi 6 oydan, plazma yoki trombotsitar massadan keyin 7 oydan keyin beriladi [5].</w:t>
+      </w:r>
+    </w:p>
+    <w:p>
+      <w:pPr>
+        <w:pStyle w:val="Heading2"/>
+        <w:spacing w:after="100" w:before="200"/>
+      </w:pPr>
+      <w:r>
+        <w:rPr>
+          <w:rFonts w:ascii="Times New Roman" w:cs="Times New Roman" w:eastAsia="Times New Roman" w:hAnsi="Times New Roman"/>
+          <w:b/>
+          <w:bCs/>
+          <w:sz w:val="28"/>
+          <w:szCs w:val="28"/>
+        </w:rPr>
+        <w:t xml:space="preserve">Xulosa</w:t>
+      </w:r>
+    </w:p>
+    <w:p>
+      <w:pPr>
+        <w:spacing w:after="120" w:line="276"/>
+        <w:ind w:firstLine="567"/>
+        <w:jc w:val="both"/>
+      </w:pPr>
+      <w:r>
+        <w:rPr>
+          <w:rFonts w:ascii="Times New Roman" w:cs="Times New Roman" w:eastAsia="Times New Roman" w:hAnsi="Times New Roman"/>
+          <w:sz w:val="28"/>
+          <w:szCs w:val="28"/>
+        </w:rPr>
+        <w:t xml:space="preserve">Aktiv immunizatsiya vaksina yuborish orqali organizmning o'z immunitetini uyg'otadi — u kech shakllanadi, lekin uzoq va xotirali; passiv immunizatsiya esa tayyor antitelolar kiritish orqali tez, biroq qisqa muddatli himoya beradi. Aktiv immunizatsiya rejali profilaktika va jamoaviy immunitet uchun, passiv immunizatsiya esa shoshilinch himoya uchun qo'llaniladi; ba'zan ular birgalikda ishlatiladi. Immunizatsiya ham alohida shaxsni kasallikdan himoya qiladi, ham aholi miqyosida qo'zg'atuvchi tarqalishini to'xtatadi. Shu sababli u boshqariladigan infeksiyalarga qarshi kurashning eng samarali va iqtisodiy jihatdan maqbul strategiyasidir. Vrach-epidemiolog uchun aktiv va passiv immunizatsiyaning xususiyatlarini, qo'llanish ko'rsatmalarini va ularni birgalikda ishlatish qoidalarini bilish immunprofilaktikani to'g'ri tashkil etishning zaruriy shartidir.</w:t>
+      </w:r>
+    </w:p>
+    <w:p>
+      <w:pPr>
+        <w:pStyle w:val="Heading2"/>
+        <w:spacing w:after="100" w:before="280"/>
+      </w:pPr>
+      <w:r>
+        <w:rPr>
+          <w:rFonts w:ascii="Times New Roman" w:cs="Times New Roman" w:eastAsia="Times New Roman" w:hAnsi="Times New Roman"/>
+          <w:b/>
+          <w:bCs/>
+          <w:sz w:val="28"/>
+          <w:szCs w:val="28"/>
+        </w:rPr>
+        <w:t xml:space="preserve">Foydalanilgan adabiyotlar</w:t>
+      </w:r>
+    </w:p>
+    <w:p>
+      <w:pPr>
+        <w:pStyle w:val="ListParagraph"/>
+        <w:numPr>
+          <w:ilvl w:val="0"/>
+          <w:numId w:val="4"/>
+        </w:numPr>
+        <w:spacing w:after="80" w:line="260"/>
+      </w:pPr>
+      <w:r>
+        <w:rPr>
+          <w:rFonts w:ascii="Times New Roman" w:cs="Times New Roman" w:eastAsia="Times New Roman" w:hAnsi="Times New Roman"/>
+          <w:sz w:val="28"/>
+          <w:szCs w:val="28"/>
+        </w:rPr>
+        <w:t xml:space="preserve">Muhamedov I., Eshboyev E., Zokirov N., Zokirov M. Mikrobiologiya, immunologiya, virusologiya. Toshkent: Yangi asr avlodi, 2006. ISBN 5-633-01946-6. Manba: xayrullokomilov.uz/kutubxona, material № 1481 (skanerlangan matn, OCR xatolari mavjud).</w:t>
+      </w:r>
+    </w:p>
+    <w:p>
+      <w:pPr>
+        <w:pStyle w:val="ListParagraph"/>
+        <w:numPr>
+          <w:ilvl w:val="0"/>
+          <w:numId w:val="4"/>
+        </w:numPr>
+        <w:spacing w:after="80" w:line="260"/>
+      </w:pPr>
+      <w:r>
+        <w:rPr>
+          <w:rFonts w:ascii="Times New Roman" w:cs="Times New Roman" w:eastAsia="Times New Roman" w:hAnsi="Times New Roman"/>
+          <w:sz w:val="28"/>
+          <w:szCs w:val="28"/>
+        </w:rPr>
         <w:t xml:space="preserve">World Health Organization. Immunization in practice; Vaccine-preventable diseases and herd immunity. URL: https://www.who.int/teams/immunization-vaccines-and-biologicals</w:t>
+      </w:r>
+    </w:p>
+    <w:p>
+      <w:pPr>
+        <w:pStyle w:val="ListParagraph"/>
+        <w:numPr>
+          <w:ilvl w:val="0"/>
+          <w:numId w:val="4"/>
+        </w:numPr>
+        <w:spacing w:after="80" w:line="260"/>
+      </w:pPr>
+      <w:r>
+        <w:rPr>
+          <w:rFonts w:ascii="Times New Roman" w:cs="Times New Roman" w:eastAsia="Times New Roman" w:hAnsi="Times New Roman"/>
+          <w:sz w:val="28"/>
+          <w:szCs w:val="28"/>
+        </w:rPr>
+        <w:t xml:space="preserve">World Health Organization. Vaccines and immunization: What is vaccination? URL: https://www.who.int/news-room/questions-and-answers/item/vaccines-and-immunization-what-is-vaccination (kirilgan sana: 30.10.2026).</w:t>
+      </w:r>
+    </w:p>
+    <w:p>
+      <w:pPr>
+        <w:pStyle w:val="ListParagraph"/>
+        <w:numPr>
+          <w:ilvl w:val="0"/>
+          <w:numId w:val="4"/>
+        </w:numPr>
+        <w:spacing w:after="80" w:line="260"/>
+      </w:pPr>
+      <w:r>
+        <w:rPr>
+          <w:rFonts w:ascii="Times New Roman" w:cs="Times New Roman" w:eastAsia="Times New Roman" w:hAnsi="Times New Roman"/>
+          <w:sz w:val="28"/>
+          <w:szCs w:val="28"/>
+        </w:rPr>
+        <w:t xml:space="preserve">Mirtazayev O.M., Zueva L.P., Matnazarova G.S. Epidemiologiya (darslik). Toshkent, 2016. 15.2-jadval (153-bet). Manba: xayrullokomilov.uz/kutubxona, material № 2356 (matn kirill yozuvida).</w:t>
+      </w:r>
+    </w:p>
+    <w:p>
+      <w:pPr>
+        <w:pStyle w:val="ListParagraph"/>
+        <w:numPr>
+          <w:ilvl w:val="0"/>
+          <w:numId w:val="4"/>
+        </w:numPr>
+        <w:spacing w:after="80" w:line="260"/>
+      </w:pPr>
+      <w:r>
+        <w:rPr>
+          <w:rFonts w:ascii="Times New Roman" w:cs="Times New Roman" w:eastAsia="Times New Roman" w:hAnsi="Times New Roman"/>
+          <w:sz w:val="28"/>
+          <w:szCs w:val="28"/>
+        </w:rPr>
+        <w:t xml:space="preserve">SanQvaM № 0239-07/3 "O'zbekiston Respublikasida yuqumli kasalliklar immunoprofilaktikasi" (Bosh davlat sanitariya vrachi tomonidan tasdiqlangan; lex.uz sahifasida 25.07.2017 sanasi ko'rsatilgan). URL: https://lex.uz/docs/5524039. Manba: xayrullokomilov.uz/kutubxona, material № 814 (matn kirill yozuvida; hujjat 1992-yildagi, kuchini yo'qotgan qonunga havola qiladi).</w:t>
       </w:r>
     </w:p>
     <w:sectPr>
       <w:pgSz w:w="11906" w:h="16838" w:orient="portrait"/>
-      <w:pgMar w:top="1134" w:right="850" w:bottom="1134" w:left="1418" w:header="708" w:footer="708" w:gutter="0"/>
+      <w:pgMar w:top="1134" w:right="850" w:bottom="1134" w:left="1701" w:header="708" w:footer="708" w:gutter="0"/>
       <w:pgNumType/>
       <w:docGrid w:linePitch="360"/>
     </w:sectPr>
@@ -459,12 +728,17 @@
     <w:multiLevelType w:val="hybridMultilevel"/>
     <w:lvl w:ilvl="0" w:tentative="1">
       <w:start w:val="1"/>
-      <w:numFmt w:val="bullet"/>
-      <w:lvlText w:val="•"/>
+      <w:numFmt w:val="decimal"/>
+      <w:lvlText w:val="[%1]"/>
       <w:lvlJc w:val="left"/>
       <w:pPr>
-        <w:ind w:left="576" w:hanging="316"/>
-      </w:pPr>
+        <w:ind w:left="720" w:hanging="720"/>
+      </w:pPr>
+      <w:rPr>
+        <w:rFonts w:ascii="Times New Roman" w:cs="Times New Roman" w:eastAsia="Times New Roman" w:hAnsi="Times New Roman"/>
+        <w:sz w:val="28"/>
+        <w:szCs w:val="28"/>
+      </w:rPr>
     </w:lvl>
   </w:abstractNum>
   <w:abstractNum w:abstractNumId="3" w15:restartNumberingAfterBreak="0">
@@ -472,11 +746,16 @@
     <w:lvl w:ilvl="0" w:tentative="1">
       <w:start w:val="1"/>
       <w:numFmt w:val="decimal"/>
-      <w:lvlText w:val="%1."/>
+      <w:lvlText w:val="%1)"/>
       <w:lvlJc w:val="left"/>
       <w:pPr>
-        <w:ind w:left="576" w:hanging="316"/>
-      </w:pPr>
+        <w:ind w:left="851" w:hanging="425"/>
+      </w:pPr>
+      <w:rPr>
+        <w:rFonts w:ascii="Times New Roman" w:cs="Times New Roman" w:eastAsia="Times New Roman" w:hAnsi="Times New Roman"/>
+        <w:sz w:val="28"/>
+        <w:szCs w:val="28"/>
+      </w:rPr>
     </w:lvl>
   </w:abstractNum>
   <w:abstractNum w:abstractNumId="4" w15:restartNumberingAfterBreak="0">
@@ -484,23 +763,16 @@
     <w:lvl w:ilvl="0" w:tentative="1">
       <w:start w:val="1"/>
       <w:numFmt w:val="decimal"/>
-      <w:lvlText w:val="%1."/>
-      <w:lvlJc w:val="left"/>
-      <w:pPr>
-        <w:ind w:left="576" w:hanging="316"/>
-      </w:pPr>
-    </w:lvl>
-  </w:abstractNum>
-  <w:abstractNum w:abstractNumId="90">
-    <w:multiLevelType w:val="hybridMultilevel"/>
-    <w:lvl w:ilvl="0">
-      <w:start w:val="1"/>
-      <w:numFmt w:val="decimal"/>
       <w:lvlText w:val="%1)"/>
       <w:lvlJc w:val="left"/>
       <w:pPr>
         <w:ind w:left="851" w:hanging="425"/>
       </w:pPr>
+      <w:rPr>
+        <w:rFonts w:ascii="Times New Roman" w:cs="Times New Roman" w:eastAsia="Times New Roman" w:hAnsi="Times New Roman"/>
+        <w:sz w:val="28"/>
+        <w:szCs w:val="28"/>
+      </w:rPr>
     </w:lvl>
   </w:abstractNum>
   <w:num w:numId="1">
@@ -510,7 +782,7 @@
     </w:lvlOverride>
   </w:num>
   <w:num w:numId="2">
-    <w:abstractNumId w:val="2"/>
+    <w:abstractNumId w:val="3"/>
     <w:lvlOverride w:ilvl="0">
       <w:startOverride w:val="1"/>
     </w:lvlOverride>
@@ -521,14 +793,8 @@
       <w:startOverride w:val="1"/>
     </w:lvlOverride>
   </w:num>
-  <w:num w:numId="101">
-    <w:abstractNumId w:val="90"/>
-    <w:lvlOverride w:ilvl="0">
-      <w:startOverride w:val="1"/>
-    </w:lvlOverride>
-  </w:num>
-  <w:num w:numId="102">
-    <w:abstractNumId w:val="90"/>
+  <w:num w:numId="4">
+    <w:abstractNumId w:val="2"/>
     <w:lvlOverride w:ilvl="0">
       <w:startOverride w:val="1"/>
     </w:lvlOverride>
@@ -542,8 +808,8 @@
     <w:rPrDefault>
       <w:rPr>
         <w:rFonts w:ascii="Times New Roman" w:cs="Times New Roman" w:eastAsia="Times New Roman" w:hAnsi="Times New Roman"/>
-        <w:sz w:val="24"/>
-        <w:szCs w:val="24"/>
+        <w:sz w:val="28"/>
+        <w:szCs w:val="28"/>
       </w:rPr>
     </w:rPrDefault>
     <w:pPrDefault/>
@@ -678,7 +944,7 @@
     <w:unhideWhenUsed/>
     <w:pPr>
       <w:spacing w:after="100"/>
-      <w:ind w:left="240"/>
+      <w:ind w:left="280"/>
     </w:pPr>
   </w:style>
   <w:style w:type="paragraph" w:styleId="TOC3">
@@ -690,7 +956,7 @@
     <w:unhideWhenUsed/>
     <w:pPr>
       <w:spacing w:after="100"/>
-      <w:ind w:left="480"/>
+      <w:ind w:left="560"/>
     </w:pPr>
   </w:style>
   <w:style w:type="paragraph" w:styleId="TOC4">
@@ -702,7 +968,7 @@
     <w:unhideWhenUsed/>
     <w:pPr>
       <w:spacing w:after="100"/>
-      <w:ind w:left="720"/>
+      <w:ind w:left="840"/>
     </w:pPr>
   </w:style>
   <w:style w:type="paragraph" w:styleId="TOC5">
@@ -714,7 +980,7 @@
     <w:unhideWhenUsed/>
     <w:pPr>
       <w:spacing w:after="100"/>
-      <w:ind w:left="960"/>
+      <w:ind w:left="1120"/>
     </w:pPr>
   </w:style>
   <w:style w:type="paragraph" w:styleId="TOC6">
@@ -726,23 +992,11 @@
     <w:unhideWhenUsed/>
     <w:pPr>
       <w:spacing w:after="100"/>
-      <w:ind w:left="1200"/>
+      <w:ind w:left="1400"/>
     </w:pPr>
   </w:style>
   <w:style w:type="paragraph" w:styleId="TOC7">
     <w:name w:val="toc 7"/>
-    <w:basedOn w:val="Normal"/>
-    <w:next w:val="Normal"/>
-    <w:uiPriority w:val="39"/>
-    <w:semiHidden/>
-    <w:unhideWhenUsed/>
-    <w:pPr>
-      <w:spacing w:after="100"/>
-      <w:ind w:left="1440"/>
-    </w:pPr>
-  </w:style>
-  <w:style w:type="paragraph" w:styleId="TOC8">
-    <w:name w:val="toc 8"/>
     <w:basedOn w:val="Normal"/>
     <w:next w:val="Normal"/>
     <w:uiPriority w:val="39"/>
@@ -753,6 +1007,18 @@
       <w:ind w:left="1680"/>
     </w:pPr>
   </w:style>
+  <w:style w:type="paragraph" w:styleId="TOC8">
+    <w:name w:val="toc 8"/>
+    <w:basedOn w:val="Normal"/>
+    <w:next w:val="Normal"/>
+    <w:uiPriority w:val="39"/>
+    <w:semiHidden/>
+    <w:unhideWhenUsed/>
+    <w:pPr>
+      <w:spacing w:after="100"/>
+      <w:ind w:left="1960"/>
+    </w:pPr>
+  </w:style>
   <w:style w:type="paragraph" w:styleId="TOC9">
     <w:name w:val="toc 9"/>
     <w:basedOn w:val="Normal"/>
@@ -762,7 +1028,7 @@
     <w:unhideWhenUsed/>
     <w:pPr>
       <w:spacing w:after="100"/>
-      <w:ind w:left="1920"/>
+      <w:ind w:left="2240"/>
     </w:pPr>
   </w:style>
   <w:style w:type="character" w:styleId="Hyperlink">
@@ -862,15 +1128,16 @@
     <w:next w:val="Normal"/>
     <w:qFormat/>
     <w:pPr>
-      <w:spacing w:after="200"/>
-      <w:jc w:val="center"/>
+      <w:spacing w:after="240" w:before="0"/>
+      <w:outlineLvl w:val="0"/>
     </w:pPr>
     <w:rPr>
       <w:rFonts w:ascii="Times New Roman" w:cs="Times New Roman" w:eastAsia="Times New Roman" w:hAnsi="Times New Roman"/>
       <w:b/>
       <w:bCs/>
-      <w:sz w:val="28"/>
-      <w:szCs w:val="28"/>
+      <w:color w:val="000000"/>
+      <w:sz w:val="30"/>
+      <w:szCs w:val="30"/>
     </w:rPr>
   </w:style>
   <w:style w:type="paragraph" w:styleId="Heading2">
@@ -878,12 +1145,17 @@
     <w:basedOn w:val="Normal"/>
     <w:next w:val="Normal"/>
     <w:qFormat/>
+    <w:pPr>
+      <w:spacing w:after="100" w:before="200"/>
+      <w:outlineLvl w:val="1"/>
+    </w:pPr>
     <w:rPr>
       <w:rFonts w:ascii="Times New Roman" w:cs="Times New Roman" w:eastAsia="Times New Roman" w:hAnsi="Times New Roman"/>
       <w:b/>
       <w:bCs/>
-      <w:sz w:val="26"/>
-      <w:szCs w:val="26"/>
+      <w:color w:val="000000"/>
+      <w:sz w:val="28"/>
+      <w:szCs w:val="28"/>
     </w:rPr>
   </w:style>
 </w:styles>
